--- a/sumith/My name is sumith.docx
+++ b/sumith/My name is sumith.docx
@@ -3,11 +3,35 @@
 <w:document xmlns:wpc="http://schemas.microsoft.com/office/word/2010/wordprocessingCanvas" xmlns:mc="http://schemas.openxmlformats.org/markup-compatibility/2006" xmlns:o="urn:schemas-microsoft-com:office:office" xmlns:r="http://schemas.openxmlformats.org/officeDocument/2006/relationships" xmlns:m="http://schemas.openxmlformats.org/officeDocument/2006/math" xmlns:v="urn:schemas-microsoft-com:vml" xmlns:wp14="http://schemas.microsoft.com/office/word/2010/wordprocessingDrawing" xmlns:wp="http://schemas.openxmlformats.org/drawingml/2006/wordprocessingDrawing" xmlns:w10="urn:schemas-microsoft-com:office:word" xmlns:w="http://schemas.openxmlformats.org/wordprocessingml/2006/main" xmlns:w14="http://schemas.microsoft.com/office/word/2010/wordml" xmlns:wpg="http://schemas.microsoft.com/office/word/2010/wordprocessingGroup" xmlns:wpi="http://schemas.microsoft.com/office/word/2010/wordprocessingInk" xmlns:wne="http://schemas.microsoft.com/office/word/2006/wordml" xmlns:wps="http://schemas.microsoft.com/office/word/2010/wordprocessingShape" mc:Ignorable="w14 wp14">
   <w:body>
     <w:p>
-      <w:r>
-        <w:t>My name is sumith</w:t>
-      </w:r>
       <w:bookmarkStart w:id="0" w:name="_GoBack"/>
       <w:bookmarkEnd w:id="0"/>
+      <w:r>
+        <w:t xml:space="preserve"> </w:t>
+      </w:r>
+      <w:proofErr w:type="gramStart"/>
+      <w:r>
+        <w:t xml:space="preserve">name </w:t>
+      </w:r>
+      <w:r>
+        <w:t xml:space="preserve"> </w:t>
+      </w:r>
+      <w:proofErr w:type="spellStart"/>
+      <w:r>
+        <w:t>sumith</w:t>
+      </w:r>
+      <w:proofErr w:type="spellEnd"/>
+      <w:proofErr w:type="gramEnd"/>
+      <w:r>
+        <w:t xml:space="preserve"> </w:t>
+      </w:r>
+      <w:proofErr w:type="spellStart"/>
+      <w:r>
+        <w:t>hk</w:t>
+      </w:r>
+      <w:proofErr w:type="spellEnd"/>
+      <w:r>
+        <w:t xml:space="preserve"> </w:t>
+      </w:r>
     </w:p>
     <w:sectPr>
       <w:pgSz w:w="11906" w:h="16838"/>

--- a/sumith/My name is sumith.docx
+++ b/sumith/My name is sumith.docx
@@ -3,14 +3,8 @@
 <w:document xmlns:wpc="http://schemas.microsoft.com/office/word/2010/wordprocessingCanvas" xmlns:mc="http://schemas.openxmlformats.org/markup-compatibility/2006" xmlns:o="urn:schemas-microsoft-com:office:office" xmlns:r="http://schemas.openxmlformats.org/officeDocument/2006/relationships" xmlns:m="http://schemas.openxmlformats.org/officeDocument/2006/math" xmlns:v="urn:schemas-microsoft-com:vml" xmlns:wp14="http://schemas.microsoft.com/office/word/2010/wordprocessingDrawing" xmlns:wp="http://schemas.openxmlformats.org/drawingml/2006/wordprocessingDrawing" xmlns:w10="urn:schemas-microsoft-com:office:word" xmlns:w="http://schemas.openxmlformats.org/wordprocessingml/2006/main" xmlns:w14="http://schemas.microsoft.com/office/word/2010/wordml" xmlns:wpg="http://schemas.microsoft.com/office/word/2010/wordprocessingGroup" xmlns:wpi="http://schemas.microsoft.com/office/word/2010/wordprocessingInk" xmlns:wne="http://schemas.microsoft.com/office/word/2006/wordml" xmlns:wps="http://schemas.microsoft.com/office/word/2010/wordprocessingShape" mc:Ignorable="w14 wp14">
   <w:body>
     <w:p>
-      <w:bookmarkStart w:id="0" w:name="_GoBack"/>
-      <w:bookmarkEnd w:id="0"/>
       <w:r>
-        <w:t xml:space="preserve"> </w:t>
-      </w:r>
-      <w:proofErr w:type="gramStart"/>
-      <w:r>
-        <w:t xml:space="preserve">name </w:t>
+        <w:t xml:space="preserve"> name </w:t>
       </w:r>
       <w:r>
         <w:t xml:space="preserve"> </w:t>
@@ -20,7 +14,6 @@
         <w:t>sumith</w:t>
       </w:r>
       <w:proofErr w:type="spellEnd"/>
-      <w:proofErr w:type="gramEnd"/>
       <w:r>
         <w:t xml:space="preserve"> </w:t>
       </w:r>
@@ -32,6 +25,11 @@
       <w:r>
         <w:t xml:space="preserve"> </w:t>
       </w:r>
+      <w:r>
+        <w:t xml:space="preserve"> ghjj</w:t>
+      </w:r>
+      <w:bookmarkStart w:id="0" w:name="_GoBack"/>
+      <w:bookmarkEnd w:id="0"/>
     </w:p>
     <w:sectPr>
       <w:pgSz w:w="11906" w:h="16838"/>

--- a/sumith/My name is sumith.docx
+++ b/sumith/My name is sumith.docx
@@ -15,21 +15,24 @@
       </w:r>
       <w:proofErr w:type="spellEnd"/>
       <w:r>
+        <w:t xml:space="preserve"> h</w:t>
+      </w:r>
+      <w:r>
+        <w:t xml:space="preserve"> </w:t>
+      </w:r>
+      <w:bookmarkStart w:id="0" w:name="_GoBack"/>
+      <w:bookmarkEnd w:id="0"/>
+      <w:r>
+        <w:t xml:space="preserve">k </w:t>
+      </w:r>
+      <w:r>
         <w:t xml:space="preserve"> </w:t>
       </w:r>
       <w:proofErr w:type="spellStart"/>
       <w:r>
-        <w:t>hk</w:t>
+        <w:t>ghjj</w:t>
       </w:r>
       <w:proofErr w:type="spellEnd"/>
-      <w:r>
-        <w:t xml:space="preserve"> </w:t>
-      </w:r>
-      <w:r>
-        <w:t xml:space="preserve"> ghjj</w:t>
-      </w:r>
-      <w:bookmarkStart w:id="0" w:name="_GoBack"/>
-      <w:bookmarkEnd w:id="0"/>
     </w:p>
     <w:sectPr>
       <w:pgSz w:w="11906" w:h="16838"/>
